--- a/word_reports/LP_0218_위치_435_Linda Ronstadt_Living in .docx
+++ b/word_reports/LP_0218_위치_435_Linda Ronstadt_Living in .docx
@@ -4,7 +4,7 @@
   <w:body>
     <w:p>
       <w:pPr>
-        <w:spacing w:after="280"/>
+        <w:spacing w:after="80"/>
       </w:pPr>
       <w:r>
         <w:rPr w:rFonts="맑은 고딕">
@@ -13,94 +13,47 @@
           <w:color w:val="1E3A8A"/>
           <w:sz w:val="30"/>
         </w:rPr>
-        <w:t>[435] Linda Ronstadt - Living in the USA</w:t>
+        <w:t>Linda Ronstadt (린다 론스태트) - Living in the USA</w:t>
       </w:r>
     </w:p>
     <w:p>
       <w:pPr>
-        <w:spacing w:after="320"/>
+        <w:spacing w:after="240"/>
       </w:pPr>
       <w:r>
         <w:rPr w:rFonts="맑은 고딕">
           <w:rFonts w:ascii="맑은 고딕" w:hAnsi="맑은 고딕" w:eastAsia="맑은 고딕"/>
           <w:b/>
-          <w:sz w:val="20"/>
+          <w:color w:val="4B5563"/>
+          <w:sz w:val="22"/>
         </w:rPr>
-        <w:t>■ 위치 : 435</w:t>
-        <w:br/>
-      </w:r>
-      <w:r>
-        <w:rPr w:rFonts="맑은 고딕">
-          <w:rFonts w:ascii="맑은 고딕" w:hAnsi="맑은 고딕" w:eastAsia="맑은 고딕"/>
-          <w:b/>
-          <w:sz w:val="20"/>
-        </w:rPr>
-        <w:t>■ 아티스트 : Linda Ronstadt</w:t>
-        <w:br/>
-      </w:r>
-      <w:r>
-        <w:rPr w:rFonts="맑은 고딕">
-          <w:rFonts w:ascii="맑은 고딕" w:hAnsi="맑은 고딕" w:eastAsia="맑은 고딕"/>
-          <w:b/>
-          <w:sz w:val="20"/>
-        </w:rPr>
-        <w:t>■ 앨범명 : Living in the USA</w:t>
-        <w:br/>
-      </w:r>
-      <w:r>
-        <w:rPr w:rFonts="맑은 고딕">
-          <w:rFonts w:ascii="맑은 고딕" w:hAnsi="맑은 고딕" w:eastAsia="맑은 고딕"/>
-          <w:b w:val="0"/>
-          <w:sz w:val="20"/>
-        </w:rPr>
-        <w:t>■ 음반 레이블 : Asylum Records</w:t>
-        <w:br/>
-      </w:r>
-      <w:r>
-        <w:rPr w:rFonts="맑은 고딕">
-          <w:rFonts w:ascii="맑은 고딕" w:hAnsi="맑은 고딕" w:eastAsia="맑은 고딕"/>
-          <w:b w:val="0"/>
-          <w:sz w:val="20"/>
-        </w:rPr>
-        <w:t>■ 발매년도 : 1978</w:t>
-        <w:br/>
-      </w:r>
-      <w:r>
-        <w:rPr w:rFonts="맑은 고딕">
-          <w:rFonts w:ascii="맑은 고딕" w:hAnsi="맑은 고딕" w:eastAsia="맑은 고딕"/>
-          <w:b w:val="0"/>
-          <w:sz w:val="20"/>
-        </w:rPr>
-        <w:t>■ 장르 : 컨트리 록, 팝 록, 소프트 록 (Country Rock, Pop Rock, Soft Rock)</w:t>
-        <w:br/>
-      </w:r>
-      <w:r>
-        <w:rPr w:rFonts="맑은 고딕">
-          <w:rFonts w:ascii="맑은 고딕" w:hAnsi="맑은 고딕" w:eastAsia="맑은 고딕"/>
-          <w:b w:val="0"/>
-          <w:sz w:val="20"/>
-        </w:rPr>
-        <w:t>■ 주요 수록곡 : 1. Back in the U.S.A.</w:t>
-        <w:br/>
+        <w:t>위치 :  435</w:t>
       </w:r>
     </w:p>
     <w:p>
       <w:pPr>
-        <w:spacing w:after="160"/>
+        <w:spacing w:line="324" w:lineRule="auto" w:before="80" w:after="160"/>
       </w:pPr>
       <w:r>
         <w:rPr w:rFonts="맑은 고딕">
           <w:rFonts w:ascii="맑은 고딕" w:hAnsi="맑은 고딕" w:eastAsia="맑은 고딕"/>
           <w:b/>
           <w:color w:val="1F2937"/>
-          <w:sz w:val="24"/>
+          <w:sz w:val="22"/>
         </w:rPr>
-        <w:t>■ 음반 해설 및 감상 가이드</w:t>
+        <w:t xml:space="preserve">[음반 소개] </w:t>
+      </w:r>
+      <w:r>
+        <w:rPr w:rFonts="맑은 고딕">
+          <w:rFonts w:ascii="맑은 고딕" w:hAnsi="맑은 고딕" w:eastAsia="맑은 고딕"/>
+          <w:b w:val="0"/>
+          <w:sz w:val="21"/>
+        </w:rPr>
       </w:r>
     </w:p>
     <w:p>
       <w:pPr>
-        <w:spacing w:line="312" w:lineRule="auto" w:after="120"/>
+        <w:spacing w:line="324" w:lineRule="auto" w:after="120"/>
       </w:pPr>
       <w:r>
         <w:rPr w:rFonts="맑은 고딕">
@@ -108,51 +61,516 @@
           <w:b w:val="0"/>
           <w:sz w:val="21"/>
         </w:rPr>
-        <w:t>1970년대 팝/록 씬의 여왕으로 군림했던 린다 론스태트(Linda Ronstadt)가 1978년에 발표한 《Living in the USA》는 그녀의 상업적·예술적 커리어에서 최고조에 달했던 시기를 정교하게 포착한 명반입니다. 전작 《Simple Dreams》(1977)의 폭발적인 성공에 힘입어, 이 앨범은 발매 직후 여성 아티스트 최초로 예약 판매만으로 200만 장 이상의 출고량을 기록하며 '더블 플래티넘'을 달성하는 전무후무한 기록을 세웠습니다. 당시 미국 사회를 뒤흔든 피트니스 열풍을 반영한 핑크색 러닝 셔츠 차림의 커버 아트워크는 1970년대 후반의 시대상을 선명하게 대변하는 문화적 아이콘으로 남아있습니다.</w:t>
+        <w:t>1970년대 후반 미국 팝과 록 음악계의 독보적인 여제로 군림했던 린다 론스태트의 절정기 음악적 에너지가 찬란하게 응축된 명반입니다. 척 베리의 로큰롤부터 스모키 로빈슨의 솔(Soul), 그리고 엘비스 코스텔로의 뉴웨이브적 감성까지 아우르며 장르의 경계를 유려하게 넘나드는 그녀의 천부적인 가창력이 빛을 발합니다. 시대의 자유분방한 공기와 캘리포니아의 눈부신 햇살을 담아낸 이 앨범은, 세월이 흘러도 변치 않는 아날로그 사운드의 낭만과 우아한 서정미를 고스란히 전해줍니다.</w:t>
       </w:r>
     </w:p>
     <w:p>
       <w:pPr>
-        <w:spacing w:line="312" w:lineRule="auto" w:after="120"/>
+        <w:spacing w:line="324" w:lineRule="auto" w:before="200" w:after="80"/>
       </w:pPr>
+      <w:r>
+        <w:rPr w:rFonts="맑은 고딕">
+          <w:rFonts w:ascii="맑은 고딕" w:hAnsi="맑은 고딕" w:eastAsia="맑은 고딕"/>
+          <w:b/>
+          <w:color w:val="1E3A8A"/>
+          <w:sz w:val="24"/>
+        </w:rPr>
+        <w:t>1. 음반 데이터</w:t>
+      </w:r>
+    </w:p>
+    <w:p>
+      <w:pPr>
+        <w:spacing w:line="324" w:lineRule="auto" w:after="80"/>
+      </w:pPr>
+      <w:r>
+        <w:rPr w:rFonts="맑은 고딕">
+          <w:rFonts w:ascii="맑은 고딕" w:hAnsi="맑은 고딕" w:eastAsia="맑은 고딕"/>
+          <w:b w:val="0"/>
+          <w:color w:val="6B7280"/>
+          <w:sz w:val="21"/>
+        </w:rPr>
+        <w:t xml:space="preserve">· </w:t>
+      </w:r>
+      <w:r>
+        <w:rPr w:rFonts="맑은 고딕">
+          <w:rFonts w:ascii="맑은 고딕" w:hAnsi="맑은 고딕" w:eastAsia="맑은 고딕"/>
+          <w:b/>
+          <w:color w:val="1F2937"/>
+          <w:sz w:val="21"/>
+        </w:rPr>
+        <w:t xml:space="preserve">앨범명: </w:t>
+      </w:r>
       <w:r>
         <w:rPr w:rFonts="맑은 고딕">
           <w:rFonts w:ascii="맑은 고딕" w:hAnsi="맑은 고딕" w:eastAsia="맑은 고딕"/>
           <w:b w:val="0"/>
           <w:sz w:val="21"/>
         </w:rPr>
-        <w:t>명프로듀서 피터 애셔(Peter Asher)의 정밀한 지휘 아래 완성된 이 음반은 기존의 컨트리 록이라는 틀에 갇히지 않고 R&amp;B, 클래식 로큰롤, 뉴웨이브, 스탠다드 팝 발라드까지 아우르는 다채로운 스펙트럼을 자랑합니다. 린다는 다양한 시대와 장르의 원곡들을 자신만의 독창적인 색채로 완벽하게 재해석해 내는 탁월한 보컬 해석력을 선보입니다. 당대 최고의 세션 뮤지션들—와와 왓슨(Wah Wah Watson)의 감각적인 기타, 러셀 컹켈(Russell Kunkel)의 정교한 드럼, 댄 더그모어(Dan Dugmore)의 스틸 기타 등—의 연주는 그녀의 보컬과 완벽한 입체감을 이루며 LP 음반 특유의 풍성한 아날로그 사운드를 완성합니다.</w:t>
+        <w:t>Living in the USA</w:t>
       </w:r>
     </w:p>
     <w:p>
       <w:pPr>
-        <w:spacing w:line="312" w:lineRule="auto" w:after="120"/>
+        <w:spacing w:line="324" w:lineRule="auto" w:after="80"/>
       </w:pPr>
+      <w:r>
+        <w:rPr w:rFonts="맑은 고딕">
+          <w:rFonts w:ascii="맑은 고딕" w:hAnsi="맑은 고딕" w:eastAsia="맑은 고딕"/>
+          <w:b w:val="0"/>
+          <w:color w:val="6B7280"/>
+          <w:sz w:val="21"/>
+        </w:rPr>
+        <w:t xml:space="preserve">· </w:t>
+      </w:r>
+      <w:r>
+        <w:rPr w:rFonts="맑은 고딕">
+          <w:rFonts w:ascii="맑은 고딕" w:hAnsi="맑은 고딕" w:eastAsia="맑은 고딕"/>
+          <w:b/>
+          <w:color w:val="1F2937"/>
+          <w:sz w:val="21"/>
+        </w:rPr>
+        <w:t xml:space="preserve">아티스트: </w:t>
+      </w:r>
       <w:r>
         <w:rPr w:rFonts="맑은 고딕">
           <w:rFonts w:ascii="맑은 고딕" w:hAnsi="맑은 고딕" w:eastAsia="맑은 고딕"/>
           <w:b w:val="0"/>
           <w:sz w:val="21"/>
         </w:rPr>
-        <w:t>수록곡 전반에서 린다 론스태트의 독보적인 가창력이 빛을 발합니다. 척 베리(Chuck Berry)의 원곡을 현대적이고 경쾌하게 재해석한 "Back in the U.S.A."에서는 그녀 특유의 파워풀하고 시원한 진성을 만끽할 수 있습니다. 반면, 스모키 롭슨의 R&amp;B 명곡을 리메이크한 "Ooo Baby Baby"에서는 관능적이면서도 아련한 미성과 절제된 두성을 활용하여 감성의 정점을 보여줍니다. 나아가 앨비스 코스텔로(Elvis Costello)의 뉴웨이브 트랙 "Alison"이나 앨비스 프레스리의 클래식 "Love Me Tender"에 이르기까지, 장르를 넘나드는 섬세한 감정 표현은 이 앨범이 지닌 최고의 감상 포인트입니다.</w:t>
+        <w:t>Linda Ronstadt (린다 론스태트)</w:t>
       </w:r>
     </w:p>
     <w:p>
       <w:pPr>
-        <w:spacing w:line="312" w:lineRule="auto" w:after="120"/>
+        <w:spacing w:line="324" w:lineRule="auto" w:after="80"/>
       </w:pPr>
+      <w:r>
+        <w:rPr w:rFonts="맑은 고딕">
+          <w:rFonts w:ascii="맑은 고딕" w:hAnsi="맑은 고딕" w:eastAsia="맑은 고딕"/>
+          <w:b w:val="0"/>
+          <w:color w:val="6B7280"/>
+          <w:sz w:val="21"/>
+        </w:rPr>
+        <w:t xml:space="preserve">· </w:t>
+      </w:r>
+      <w:r>
+        <w:rPr w:rFonts="맑은 고딕">
+          <w:rFonts w:ascii="맑은 고딕" w:hAnsi="맑은 고딕" w:eastAsia="맑은 고딕"/>
+          <w:b/>
+          <w:color w:val="1F2937"/>
+          <w:sz w:val="21"/>
+        </w:rPr>
+        <w:t xml:space="preserve">발매 정보: </w:t>
+      </w:r>
       <w:r>
         <w:rPr w:rFonts="맑은 고딕">
           <w:rFonts w:ascii="맑은 고딕" w:hAnsi="맑은 고딕" w:eastAsia="맑은 고딕"/>
           <w:b w:val="0"/>
           <w:sz w:val="21"/>
         </w:rPr>
-        <w:t>《Living in the USA》는 단순한 히트곡의 모음집을 넘어, 1970년대 말 미국 대중음악의 풍요로움과 황금기 팝 아티스트로서의 정점에 선 린다 론스태트의 위상을 입증하는 수작입니다. 아날로그 LP의 회전반 위에서 울려 퍼지는 따뜻한 악기 질감과 린다의 또렷하면서도 깊은 울림을 가진 목소리는, 청자에게 그 시절의 로맨스와 열정 속으로 빠져들게 만드는 클래식한 감동을 선사합니다.</w:t>
+        <w:t>1978년 어사일럼 레코드(Asylum Records)를 통해 발매된 린다 론스태트의 통산 아홉 번째 스튜디오 정규 앨범으로, 명프로듀서 피터 애셔(Peter Asher)의 정교한 지휘 아래 완성도 높은 사운드스케이프를 구축한 수작입니다.</w:t>
+      </w:r>
+    </w:p>
+    <w:p>
+      <w:pPr>
+        <w:spacing w:line="324" w:lineRule="auto" w:after="80"/>
+      </w:pPr>
+      <w:r>
+        <w:rPr w:rFonts="맑은 고딕">
+          <w:rFonts w:ascii="맑은 고딕" w:hAnsi="맑은 고딕" w:eastAsia="맑은 고딕"/>
+          <w:b w:val="0"/>
+          <w:color w:val="6B7280"/>
+          <w:sz w:val="21"/>
+        </w:rPr>
+        <w:t xml:space="preserve">· </w:t>
+      </w:r>
+      <w:r>
+        <w:rPr w:rFonts="맑은 고딕">
+          <w:rFonts w:ascii="맑은 고딕" w:hAnsi="맑은 고딕" w:eastAsia="맑은 고딕"/>
+          <w:b/>
+          <w:color w:val="1F2937"/>
+          <w:sz w:val="21"/>
+        </w:rPr>
+        <w:t xml:space="preserve">LP 인기도(판매량): </w:t>
+      </w:r>
+      <w:r>
+        <w:rPr w:rFonts="맑은 고딕">
+          <w:rFonts w:ascii="맑은 고딕" w:hAnsi="맑은 고딕" w:eastAsia="맑은 고딕"/>
+          <w:b w:val="0"/>
+          <w:sz w:val="21"/>
+        </w:rPr>
+        <w:t>발매 직후 미국 빌보드 200 앨범 차트 1위에 올랐으며, 미국 음반산업협회(RIAA)로부터 더블 플래티넘(200만 장 이상 판매) 인증을 획득하는 등 대중적으로 폭발적인 사랑을 받았습니다.</w:t>
+      </w:r>
+    </w:p>
+    <w:p>
+      <w:pPr>
+        <w:spacing w:line="324" w:lineRule="auto" w:after="80"/>
+      </w:pPr>
+      <w:r>
+        <w:rPr w:rFonts="맑은 고딕">
+          <w:rFonts w:ascii="맑은 고딕" w:hAnsi="맑은 고딕" w:eastAsia="맑은 고딕"/>
+          <w:b w:val="0"/>
+          <w:color w:val="6B7280"/>
+          <w:sz w:val="21"/>
+        </w:rPr>
+        <w:t xml:space="preserve">· </w:t>
+      </w:r>
+      <w:r>
+        <w:rPr w:rFonts="맑은 고딕">
+          <w:rFonts w:ascii="맑은 고딕" w:hAnsi="맑은 고딕" w:eastAsia="맑은 고딕"/>
+          <w:b/>
+          <w:color w:val="1F2937"/>
+          <w:sz w:val="21"/>
+        </w:rPr>
+        <w:t xml:space="preserve">각종 수상경력: </w:t>
+      </w:r>
+      <w:r>
+        <w:rPr w:rFonts="맑은 고딕">
+          <w:rFonts w:ascii="맑은 고딕" w:hAnsi="맑은 고딕" w:eastAsia="맑은 고딕"/>
+          <w:b w:val="0"/>
+          <w:sz w:val="21"/>
+        </w:rPr>
+        <w:t>그래미 어워드 후보 지명과 더불어 당대 유수의 음악 매진 및 비평가들로부터 린다 론스태트의 보컬 표현력이 정점에 달했다는 찬사를 받으며 1978년을 대표하는 상징적 음반으로 공인받았습니다.</w:t>
+      </w:r>
+    </w:p>
+    <w:p>
+      <w:pPr>
+        <w:spacing w:line="324" w:lineRule="auto" w:before="200" w:after="80"/>
+      </w:pPr>
+      <w:r>
+        <w:rPr w:rFonts="맑은 고딕">
+          <w:rFonts w:ascii="맑은 고딕" w:hAnsi="맑은 고딕" w:eastAsia="맑은 고딕"/>
+          <w:b/>
+          <w:color w:val="1E3A8A"/>
+          <w:sz w:val="24"/>
+        </w:rPr>
+        <w:t>2. 아티스트 정보</w:t>
+      </w:r>
+    </w:p>
+    <w:p>
+      <w:pPr>
+        <w:spacing w:line="324" w:lineRule="auto" w:after="80"/>
+      </w:pPr>
+      <w:r>
+        <w:rPr w:rFonts="맑은 고딕">
+          <w:rFonts w:ascii="맑은 고딕" w:hAnsi="맑은 고딕" w:eastAsia="맑은 고딕"/>
+          <w:b w:val="0"/>
+          <w:color w:val="6B7280"/>
+          <w:sz w:val="21"/>
+        </w:rPr>
+        <w:t xml:space="preserve">· </w:t>
+      </w:r>
+      <w:r>
+        <w:rPr w:rFonts="맑은 고딕">
+          <w:rFonts w:ascii="맑은 고딕" w:hAnsi="맑은 고딕" w:eastAsia="맑은 고딕"/>
+          <w:b/>
+          <w:color w:val="1F2937"/>
+          <w:sz w:val="21"/>
+        </w:rPr>
+        <w:t xml:space="preserve">국적: </w:t>
+      </w:r>
+      <w:r>
+        <w:rPr w:rFonts="맑은 고딕">
+          <w:rFonts w:ascii="맑은 고딕" w:hAnsi="맑은 고딕" w:eastAsia="맑은 고딕"/>
+          <w:b w:val="0"/>
+          <w:sz w:val="21"/>
+        </w:rPr>
+        <w:t>미국 (USA)</w:t>
+      </w:r>
+    </w:p>
+    <w:p>
+      <w:pPr>
+        <w:spacing w:line="324" w:lineRule="auto" w:after="80"/>
+      </w:pPr>
+      <w:r>
+        <w:rPr w:rFonts="맑은 고딕">
+          <w:rFonts w:ascii="맑은 고딕" w:hAnsi="맑은 고딕" w:eastAsia="맑은 고딕"/>
+          <w:b w:val="0"/>
+          <w:color w:val="6B7280"/>
+          <w:sz w:val="21"/>
+        </w:rPr>
+        <w:t xml:space="preserve">· </w:t>
+      </w:r>
+      <w:r>
+        <w:rPr w:rFonts="맑은 고딕">
+          <w:rFonts w:ascii="맑은 고딕" w:hAnsi="맑은 고딕" w:eastAsia="맑은 고딕"/>
+          <w:b/>
+          <w:color w:val="1F2937"/>
+          <w:sz w:val="21"/>
+        </w:rPr>
+        <w:t xml:space="preserve">생몰년도: </w:t>
+      </w:r>
+      <w:r>
+        <w:rPr w:rFonts="맑은 고딕">
+          <w:rFonts w:ascii="맑은 고딕" w:hAnsi="맑은 고딕" w:eastAsia="맑은 고딕"/>
+          <w:b w:val="0"/>
+          <w:sz w:val="21"/>
+        </w:rPr>
+        <w:t>1946년 7월 15일 ~ 현재</w:t>
+      </w:r>
+    </w:p>
+    <w:p>
+      <w:pPr>
+        <w:spacing w:line="324" w:lineRule="auto" w:after="80"/>
+      </w:pPr>
+      <w:r>
+        <w:rPr w:rFonts="맑은 고딕">
+          <w:rFonts w:ascii="맑은 고딕" w:hAnsi="맑은 고딕" w:eastAsia="맑은 고딕"/>
+          <w:b w:val="0"/>
+          <w:color w:val="6B7280"/>
+          <w:sz w:val="21"/>
+        </w:rPr>
+        <w:t xml:space="preserve">· </w:t>
+      </w:r>
+      <w:r>
+        <w:rPr w:rFonts="맑은 고딕">
+          <w:rFonts w:ascii="맑은 고딕" w:hAnsi="맑은 고딕" w:eastAsia="맑은 고딕"/>
+          <w:b/>
+          <w:color w:val="1F2937"/>
+          <w:sz w:val="21"/>
+        </w:rPr>
+        <w:t xml:space="preserve">그룹 소속: </w:t>
+      </w:r>
+      <w:r>
+        <w:rPr w:rFonts="맑은 고딕">
+          <w:rFonts w:ascii="맑은 고딕" w:hAnsi="맑은 고딕" w:eastAsia="맑은 고딕"/>
+          <w:b w:val="0"/>
+          <w:sz w:val="21"/>
+        </w:rPr>
+        <w:t>솔로 (초기 포크 록 밴드 '스톤 포니스(The Stone Poneys)' 리드 보컬 출신)</w:t>
+      </w:r>
+    </w:p>
+    <w:p>
+      <w:pPr>
+        <w:spacing w:line="324" w:lineRule="auto" w:after="80"/>
+      </w:pPr>
+      <w:r>
+        <w:rPr w:rFonts="맑은 고딕">
+          <w:rFonts w:ascii="맑은 고딕" w:hAnsi="맑은 고딕" w:eastAsia="맑은 고딕"/>
+          <w:b w:val="0"/>
+          <w:color w:val="6B7280"/>
+          <w:sz w:val="21"/>
+        </w:rPr>
+        <w:t xml:space="preserve">· </w:t>
+      </w:r>
+      <w:r>
+        <w:rPr w:rFonts="맑은 고딕">
+          <w:rFonts w:ascii="맑은 고딕" w:hAnsi="맑은 고딕" w:eastAsia="맑은 고딕"/>
+          <w:b/>
+          <w:color w:val="1F2937"/>
+          <w:sz w:val="21"/>
+        </w:rPr>
+        <w:t xml:space="preserve">아티스트 소개: </w:t>
+      </w:r>
+      <w:r>
+        <w:rPr w:rFonts="맑은 고딕">
+          <w:rFonts w:ascii="맑은 고딕" w:hAnsi="맑은 고딕" w:eastAsia="맑은 고딕"/>
+          <w:b w:val="0"/>
+          <w:sz w:val="21"/>
+        </w:rPr>
+        <w:t>린다 론스태트는 컨트리, 포크, 로큰롤, 팝, 스탠더드 재즈, 멕시칸 전통음악에 이르기까지 거의 모든 장르를 자신만의 호소력 짙은 음색으로 소화해 낸 20세기 대중음악사의 독보적인 디바입니다. 폭발적인 성량과 섬세한 감수성을 겸비한 보컬로 여성 록 스타의 지평을 넓혔으며, 로큰롤 명예의 전당 헌액을 비롯해 수많은 찬사를 받은 살아있는 전설입니다.</w:t>
+      </w:r>
+    </w:p>
+    <w:p>
+      <w:pPr>
+        <w:spacing w:line="324" w:lineRule="auto" w:before="200" w:after="80"/>
+      </w:pPr>
+      <w:r>
+        <w:rPr w:rFonts="맑은 고딕">
+          <w:rFonts w:ascii="맑은 고딕" w:hAnsi="맑은 고딕" w:eastAsia="맑은 고딕"/>
+          <w:b/>
+          <w:color w:val="1E3A8A"/>
+          <w:sz w:val="24"/>
+        </w:rPr>
+        <w:t>3. 음반 상세 분석</w:t>
+      </w:r>
+    </w:p>
+    <w:p>
+      <w:pPr>
+        <w:spacing w:line="324" w:lineRule="auto" w:after="80"/>
+      </w:pPr>
+      <w:r>
+        <w:rPr w:rFonts="맑은 고딕">
+          <w:rFonts w:ascii="맑은 고딕" w:hAnsi="맑은 고딕" w:eastAsia="맑은 고딕"/>
+          <w:b w:val="0"/>
+          <w:color w:val="6B7280"/>
+          <w:sz w:val="21"/>
+        </w:rPr>
+        <w:t xml:space="preserve">· </w:t>
+      </w:r>
+      <w:r>
+        <w:rPr w:rFonts="맑은 고딕">
+          <w:rFonts w:ascii="맑은 고딕" w:hAnsi="맑은 고딕" w:eastAsia="맑은 고딕"/>
+          <w:b/>
+          <w:color w:val="1F2937"/>
+          <w:sz w:val="21"/>
+        </w:rPr>
+        <w:t xml:space="preserve">역사적 위치: </w:t>
+      </w:r>
+      <w:r>
+        <w:rPr w:rFonts="맑은 고딕">
+          <w:rFonts w:ascii="맑은 고딕" w:hAnsi="맑은 고딕" w:eastAsia="맑은 고딕"/>
+          <w:b w:val="0"/>
+          <w:sz w:val="21"/>
+        </w:rPr>
+        <w:t>1970년대 웨스트코스트 사운드의 기술적·음악적 세련미가 극대화된 앨범으로 평가받습니다. 린다 론스태트가 록과 솔, 팝의 황금 비율을 찾아낸 작품이자, 뛰어난 해석력으로 고전 명곡들을 현대적인 감각으로 재탄생시킨 여성 보컬 앨범의 교과서적인 위치를 점하고 있습니다.</w:t>
+      </w:r>
+    </w:p>
+    <w:p>
+      <w:pPr>
+        <w:spacing w:line="324" w:lineRule="auto" w:after="80"/>
+      </w:pPr>
+      <w:r>
+        <w:rPr w:rFonts="맑은 고딕">
+          <w:rFonts w:ascii="맑은 고딕" w:hAnsi="맑은 고딕" w:eastAsia="맑은 고딕"/>
+          <w:b w:val="0"/>
+          <w:color w:val="6B7280"/>
+          <w:sz w:val="21"/>
+        </w:rPr>
+        <w:t xml:space="preserve">· </w:t>
+      </w:r>
+      <w:r>
+        <w:rPr w:rFonts="맑은 고딕">
+          <w:rFonts w:ascii="맑은 고딕" w:hAnsi="맑은 고딕" w:eastAsia="맑은 고딕"/>
+          <w:b/>
+          <w:color w:val="1F2937"/>
+          <w:sz w:val="21"/>
+        </w:rPr>
+        <w:t xml:space="preserve">시대의 흔적(스토리텔링): </w:t>
+      </w:r>
+      <w:r>
+        <w:rPr w:rFonts="맑은 고딕">
+          <w:rFonts w:ascii="맑은 고딕" w:hAnsi="맑은 고딕" w:eastAsia="맑은 고딕"/>
+          <w:b w:val="0"/>
+          <w:sz w:val="21"/>
+        </w:rPr>
+        <w:t>롤러스케이트를 신고 경쾌한 포즈를 취한 앨범 커버는 1970년대 후반 미국 젊은 세대의 역동적인 레저 문화와 팝아트적 활기를 완벽히 대변합니다. 베트남 전쟁 이후 일상의 행복과 자유를 다시 찾고자 했던 당시 청춘들의 낭만과 서정, 그리고 아메리칸드림의 따뜻한 낙관주의가 수록곡 곳곳에 짙게 투영되어 있습니다.</w:t>
+      </w:r>
+    </w:p>
+    <w:p>
+      <w:pPr>
+        <w:spacing w:line="324" w:lineRule="auto" w:before="200" w:after="80"/>
+      </w:pPr>
+      <w:r>
+        <w:rPr w:rFonts="맑은 고딕">
+          <w:rFonts w:ascii="맑은 고딕" w:hAnsi="맑은 고딕" w:eastAsia="맑은 고딕"/>
+          <w:b/>
+          <w:color w:val="1E3A8A"/>
+          <w:sz w:val="24"/>
+        </w:rPr>
+        <w:t>4. 주요 수록곡 및 감상 제언</w:t>
+      </w:r>
+    </w:p>
+    <w:p>
+      <w:pPr>
+        <w:spacing w:line="324" w:lineRule="auto" w:after="80"/>
+      </w:pPr>
+      <w:r>
+        <w:rPr w:rFonts="맑은 고딕">
+          <w:rFonts w:ascii="맑은 고딕" w:hAnsi="맑은 고딕" w:eastAsia="맑은 고딕"/>
+          <w:b w:val="0"/>
+          <w:color w:val="6B7280"/>
+          <w:sz w:val="21"/>
+        </w:rPr>
+        <w:t xml:space="preserve">· </w:t>
+      </w:r>
+      <w:r>
+        <w:rPr w:rFonts="맑은 고딕">
+          <w:rFonts w:ascii="맑은 고딕" w:hAnsi="맑은 고딕" w:eastAsia="맑은 고딕"/>
+          <w:b/>
+          <w:color w:val="1F2937"/>
+          <w:sz w:val="21"/>
+        </w:rPr>
+        <w:t xml:space="preserve">주요 수록곡 특징: </w:t>
+      </w:r>
+      <w:r>
+        <w:rPr w:rFonts="맑은 고딕">
+          <w:rFonts w:ascii="맑은 고딕" w:hAnsi="맑은 고딕" w:eastAsia="맑은 고딕"/>
+          <w:b w:val="0"/>
+          <w:sz w:val="21"/>
+        </w:rPr>
+        <w:t>척 베리의 원곡을 시원하고 활력 넘치는 보컬로 재해석한 타이틀 트랙 'Back in the U.S.A.', 스모키 로빈슨의 명곡을 깊고 은은한 슬픔으로 채색한 감미로운 R&amp;B 발라드 'Ooh Baby Baby', 특유의 리드미컬하고 세련된 매력이 돋보이는 'Just One Look', 그리고 엘비스 코스텔로의 곡을 섬세하고 애절하게 소화한 'Alison' 등 장르를 초월한 명곡들이 보석처럼 박혀 있습니다.</w:t>
+      </w:r>
+    </w:p>
+    <w:p>
+      <w:pPr>
+        <w:spacing w:line="324" w:lineRule="auto" w:after="80"/>
+      </w:pPr>
+      <w:r>
+        <w:rPr w:rFonts="맑은 고딕">
+          <w:rFonts w:ascii="맑은 고딕" w:hAnsi="맑은 고딕" w:eastAsia="맑은 고딕"/>
+          <w:b w:val="0"/>
+          <w:color w:val="6B7280"/>
+          <w:sz w:val="21"/>
+        </w:rPr>
+        <w:t xml:space="preserve">· </w:t>
+      </w:r>
+      <w:r>
+        <w:rPr w:rFonts="맑은 고딕">
+          <w:rFonts w:ascii="맑은 고딕" w:hAnsi="맑은 고딕" w:eastAsia="맑은 고딕"/>
+          <w:b/>
+          <w:color w:val="1F2937"/>
+          <w:sz w:val="21"/>
+        </w:rPr>
+        <w:t xml:space="preserve">빈티지 감상 제언: </w:t>
+      </w:r>
+      <w:r>
+        <w:rPr w:rFonts="맑은 고딕">
+          <w:rFonts w:ascii="맑은 고딕" w:hAnsi="맑은 고딕" w:eastAsia="맑은 고딕"/>
+          <w:b w:val="0"/>
+          <w:sz w:val="21"/>
+        </w:rPr>
+        <w:t>피터 애셔 특유의 깔끔하면서도 온기 있는 레코딩은 LP 매체를 통해 만났을 때 그 진가를 발휘합니다. 턴테이블의 바늘이 그루브를 긁으며 피어오르는 어쿠스틱 악기들의 자연스러운 잔향과 진공관 앰프를 통해 증폭되는 린다 론스태트의 두텁고 풍성한 중저음, 맑게 뻗어나가는 고음의 질감을 음미하며 감상하시길 권합니다.</w:t>
+      </w:r>
+    </w:p>
+    <w:p>
+      <w:pPr>
+        <w:spacing w:line="324" w:lineRule="auto" w:after="80"/>
+      </w:pPr>
+      <w:r>
+        <w:rPr w:rFonts="맑은 고딕">
+          <w:rFonts w:ascii="맑은 고딕" w:hAnsi="맑은 고딕" w:eastAsia="맑은 고딕"/>
+          <w:b w:val="0"/>
+          <w:color w:val="6B7280"/>
+          <w:sz w:val="21"/>
+        </w:rPr>
+        <w:t xml:space="preserve">· </w:t>
+      </w:r>
+      <w:r>
+        <w:rPr w:rFonts="맑은 고딕">
+          <w:rFonts w:ascii="맑은 고딕" w:hAnsi="맑은 고딕" w:eastAsia="맑은 고딕"/>
+          <w:b/>
+          <w:color w:val="1F2937"/>
+          <w:sz w:val="21"/>
+        </w:rPr>
+        <w:t xml:space="preserve">소장 가치: </w:t>
+      </w:r>
+      <w:r>
+        <w:rPr w:rFonts="맑은 고딕">
+          <w:rFonts w:ascii="맑은 고딕" w:hAnsi="맑은 고딕" w:eastAsia="맑은 고딕"/>
+          <w:b w:val="0"/>
+          <w:sz w:val="21"/>
+        </w:rPr>
+        <w:t>사진작가 노먼 시프(Norman Seeff)가 포착한 전설적인 앨범 재킷 자체만으로도 탁월한 시각적 소장 가치를 지니며, 70년대 아날로그 마스터링 기술의 정수가 담긴 바이닐 음향을 직접 체감할 수 있다는 점에서 오디오파일과 LP 컬렉터 모두에게 놓칠 수 없는 머스트 해브 아이템입니다.</w:t>
+      </w:r>
+    </w:p>
+    <w:p>
+      <w:pPr>
+        <w:spacing w:line="324" w:lineRule="auto" w:after="120" w:before="160"/>
+      </w:pPr>
+      <w:r>
+        <w:rPr w:rFonts="맑은 고딕">
+          <w:rFonts w:ascii="맑은 고딕" w:hAnsi="맑은 고딕" w:eastAsia="맑은 고딕"/>
+          <w:b/>
+          <w:color w:val="4338CA"/>
+          <w:sz w:val="21"/>
+        </w:rPr>
+        <w:t>이 음반을 통해 화려하고도 순수했던 1970년대 아날로그 황금기가 전해주는 감동을 다시 한번 경험해 보시는 것은 어떨까요?</w:t>
       </w:r>
     </w:p>
     <w:sectPr>
       <w:pgSz w:w="12240" w:h="15840"/>
-      <w:pgMar w:top="1440" w:right="1440" w:bottom="1440" w:left="1440" w:header="720" w:footer="720" w:gutter="0"/>
+      <w:pgMar w:top="1152" w:right="1296" w:bottom="1152" w:left="1296" w:header="720" w:footer="720" w:gutter="0"/>
       <w:cols w:space="720"/>
       <w:docGrid w:linePitch="360"/>
     </w:sectPr>

--- a/word_reports/LP_0218_위치_435_Linda Ronstadt_Living in .docx
+++ b/word_reports/LP_0218_위치_435_Linda Ronstadt_Living in .docx
@@ -32,7 +32,7 @@
     </w:p>
     <w:p>
       <w:pPr>
-        <w:spacing w:line="324" w:lineRule="auto" w:before="80" w:after="160"/>
+        <w:spacing w:line="324" w:lineRule="auto" w:before="80" w:after="120"/>
       </w:pPr>
       <w:r>
         <w:rPr w:rFonts="맑은 고딕">
@@ -42,13 +42,6 @@
           <w:sz w:val="22"/>
         </w:rPr>
         <w:t xml:space="preserve">[음반 소개] </w:t>
-      </w:r>
-      <w:r>
-        <w:rPr w:rFonts="맑은 고딕">
-          <w:rFonts w:ascii="맑은 고딕" w:hAnsi="맑은 고딕" w:eastAsia="맑은 고딕"/>
-          <w:b w:val="0"/>
-          <w:sz w:val="21"/>
-        </w:rPr>
       </w:r>
     </w:p>
     <w:p>
@@ -61,7 +54,33 @@
           <w:b w:val="0"/>
           <w:sz w:val="21"/>
         </w:rPr>
-        <w:t>1970년대 후반 미국 팝과 록 음악계의 독보적인 여제로 군림했던 린다 론스태트의 절정기 음악적 에너지가 찬란하게 응축된 명반입니다. 척 베리의 로큰롤부터 스모키 로빈슨의 솔(Soul), 그리고 엘비스 코스텔로의 뉴웨이브적 감성까지 아우르며 장르의 경계를 유려하게 넘나드는 그녀의 천부적인 가창력이 빛을 발합니다. 시대의 자유분방한 공기와 캘리포니아의 눈부신 햇살을 담아낸 이 앨범은, 세월이 흘러도 변치 않는 아날로그 사운드의 낭만과 우아한 서정미를 고스란히 전해줍니다.</w:t>
+        <w:t>1970년대 후반의 팝 음악계는 거대한 전환의 기로에 서 있었습니다. 찬란했던 컨트리 록의 물결과 서정적인 싱어송라이터의 시대가 저물어가고, 디스코의 열풍과 뉴웨이브의 전위적인 물결이 교차하던 1978년, 린다 론스태트는 통산 아홉 번째 정규 앨범 [Living in the USA]를 통해 당대 대중음악계의 진정한 여왕이 누구인지를 다시 한번 만천하에 선포했습니다. 이미 전작들을 통해 '록의 퍼스트레이디'로 군림하던 그녀는, 음악적 동반자이자 명프로듀서인 피터 애셔(Peter Asher)와 함께 서던 캘리포니아 사운드의 정수를 한 단계 더 세련되고 입체적인 팝/록의 결정체로 진화시켰습니다.</w:t>
+      </w:r>
+    </w:p>
+    <w:p>
+      <w:pPr>
+        <w:spacing w:line="324" w:lineRule="auto" w:after="120"/>
+      </w:pPr>
+      <w:r>
+        <w:rPr w:rFonts="맑은 고딕">
+          <w:rFonts w:ascii="맑은 고딕" w:hAnsi="맑은 고딕" w:eastAsia="맑은 고딕"/>
+          <w:b w:val="0"/>
+          <w:sz w:val="21"/>
+        </w:rPr>
+        <w:t>이 앨범은 단순한 히트곡의 나열을 넘어, 린다 론스태트라는 독보적인 보컬리스트가 지닌 폭넓은 음악적 스펙트럼과 탁월한 곡 재해석 능력을 집약한 기념비적인 걸작입니다. 척 베리의 로큰롤 본능부터 스모키 로빈슨의 감미로운 모타운 소울, 그리고 당시 신예였던 엘비스 코스텔로의 뉴웨이브적 감수성과 워런 지본의 짙은 서정성에 이르기까지, 그녀는 미국 대중음악의 다채로운 유산을 자신의 독보적인 성음으로 흡수하여 완벽한 '린다 론스태트화'를 이루어냈습니다. 이는 특정 장르의 한계에 안주하지 않고 음악의 본질적인 아름다움을 노래하고자 했던 그녀의 치열한 예술적 자의식의 결과물이었습니다.</w:t>
+      </w:r>
+    </w:p>
+    <w:p>
+      <w:pPr>
+        <w:spacing w:line="324" w:lineRule="auto" w:after="120"/>
+      </w:pPr>
+      <w:r>
+        <w:rPr w:rFonts="맑은 고딕">
+          <w:rFonts w:ascii="맑은 고딕" w:hAnsi="맑은 고딕" w:eastAsia="맑은 고딕"/>
+          <w:b w:val="0"/>
+          <w:sz w:val="21"/>
+        </w:rPr>
+        <w:t>발매와 동시에 시대를 대표하는 문화적 아이콘으로 떠오른 이 음반은 청명하면서도 폭발적인 에너지를 뿜어내는 그녀의 보컬과 최정상급 세션 연주자들의 완벽한 앙상블이 빚어낸 찬란한 유산입니다. 롤러스케이트를 신은 앨범 재킷이 상징하듯 자유롭고 생동감 넘치는 70년대 아메리칸 드림의 활기 이면에는, 세월이 흘러도 퇴색하지 않는 깊은 고독과 따스한 위로의 정서가 공존합니다. 턴테이블의 회전과 함께 흘러나오는 린다의 청명한 목소리는 반세기가 지난 오늘날에도 여전히 우리의 가슴을 벅차오르게 하며, 아날로그 황금기가 남긴 가장 눈부신 서정적 울림으로 영원히 기억되고 있습니다.</w:t>
       </w:r>
     </w:p>
     <w:p>
@@ -129,37 +148,6 @@
           <w:color w:val="1F2937"/>
           <w:sz w:val="21"/>
         </w:rPr>
-        <w:t xml:space="preserve">아티스트: </w:t>
-      </w:r>
-      <w:r>
-        <w:rPr w:rFonts="맑은 고딕">
-          <w:rFonts w:ascii="맑은 고딕" w:hAnsi="맑은 고딕" w:eastAsia="맑은 고딕"/>
-          <w:b w:val="0"/>
-          <w:sz w:val="21"/>
-        </w:rPr>
-        <w:t>Linda Ronstadt (린다 론스태트)</w:t>
-      </w:r>
-    </w:p>
-    <w:p>
-      <w:pPr>
-        <w:spacing w:line="324" w:lineRule="auto" w:after="80"/>
-      </w:pPr>
-      <w:r>
-        <w:rPr w:rFonts="맑은 고딕">
-          <w:rFonts w:ascii="맑은 고딕" w:hAnsi="맑은 고딕" w:eastAsia="맑은 고딕"/>
-          <w:b w:val="0"/>
-          <w:color w:val="6B7280"/>
-          <w:sz w:val="21"/>
-        </w:rPr>
-        <w:t xml:space="preserve">· </w:t>
-      </w:r>
-      <w:r>
-        <w:rPr w:rFonts="맑은 고딕">
-          <w:rFonts w:ascii="맑은 고딕" w:hAnsi="맑은 고딕" w:eastAsia="맑은 고딕"/>
-          <w:b/>
-          <w:color w:val="1F2937"/>
-          <w:sz w:val="21"/>
-        </w:rPr>
         <w:t xml:space="preserve">발매 정보: </w:t>
       </w:r>
       <w:r>
@@ -168,7 +156,7 @@
           <w:b w:val="0"/>
           <w:sz w:val="21"/>
         </w:rPr>
-        <w:t>1978년 어사일럼 레코드(Asylum Records)를 통해 발매된 린다 론스태트의 통산 아홉 번째 스튜디오 정규 앨범으로, 명프로듀서 피터 애셔(Peter Asher)의 정교한 지휘 아래 완성도 높은 사운드스케이프를 구축한 수작입니다.</w:t>
+        <w:t>1978년 9월 미국의 어사일럼 레코드(Asylum Records)를 통해 발매되었으며, 명프로듀서 피터 애셔의 정교한 프로듀싱 아래 웨스트코스트 사운드의 정점을 기록한 정규 앨범입니다.</w:t>
       </w:r>
     </w:p>
     <w:p>
@@ -199,7 +187,7 @@
           <w:b w:val="0"/>
           <w:sz w:val="21"/>
         </w:rPr>
-        <w:t>발매 직후 미국 빌보드 200 앨범 차트 1위에 올랐으며, 미국 음반산업협회(RIAA)로부터 더블 플래티넘(200만 장 이상 판매) 인증을 획득하는 등 대중적으로 폭발적인 사랑을 받았습니다.</w:t>
+        <w:t>발매 직후 미국 빌보드 200 차트 1위에 올랐으며, 음반 역사상 최초로 사전 예약 주문만으로 더블 플래티넘을 기록하는 대기록을 세우며 전 세계적으로 수백만 장 이상의 경이적인 판매고를 기록했습니다.</w:t>
       </w:r>
     </w:p>
     <w:p>
@@ -230,7 +218,7 @@
           <w:b w:val="0"/>
           <w:sz w:val="21"/>
         </w:rPr>
-        <w:t>그래미 어워드 후보 지명과 더불어 당대 유수의 음악 매진 및 비평가들로부터 린다 론스태트의 보컬 표현력이 정점에 달했다는 찬사를 받으며 1978년을 대표하는 상징적 음반으로 공인받았습니다.</w:t>
+        <w:t>그래미 어워드 '최우수 여성 팝 보컬리스트' 및 '최우수 여성 록 보컬리스트' 부문 후보에 올랐으며, 당시 롤링스톤 지를 비롯한 유수의 음악 평단으로부터 대중성과 음악성을 완벽히 조화시킨 수작으로 극찬을 받았습니다.</w:t>
       </w:r>
     </w:p>
     <w:p>
@@ -306,7 +294,7 @@
           <w:b w:val="0"/>
           <w:sz w:val="21"/>
         </w:rPr>
-        <w:t>1946년 7월 15일 ~ 현재</w:t>
+        <w:t>1946년 7월 15일 출생</w:t>
       </w:r>
     </w:p>
     <w:p>
@@ -337,7 +325,7 @@
           <w:b w:val="0"/>
           <w:sz w:val="21"/>
         </w:rPr>
-        <w:t>솔로 (초기 포크 록 밴드 '스톤 포니스(The Stone Poneys)' 리드 보컬 출신)</w:t>
+        <w:t>솔로 (과거 'The Stone Poneys'의 리드 보컬로 활동)</w:t>
       </w:r>
     </w:p>
     <w:p>
@@ -368,7 +356,7 @@
           <w:b w:val="0"/>
           <w:sz w:val="21"/>
         </w:rPr>
-        <w:t>린다 론스태트는 컨트리, 포크, 로큰롤, 팝, 스탠더드 재즈, 멕시칸 전통음악에 이르기까지 거의 모든 장르를 자신만의 호소력 짙은 음색으로 소화해 낸 20세기 대중음악사의 독보적인 디바입니다. 폭발적인 성량과 섬세한 감수성을 겸비한 보컬로 여성 록 스타의 지평을 넓혔으며, 로큰롤 명예의 전당 헌액을 비롯해 수많은 찬사를 받은 살아있는 전설입니다.</w:t>
+        <w:t>록, 컨트리, 팝, 오페라, 라틴 음악에 이르기까지 장르의 경계를 허문 20세기 가장 위대한 여성 보컬리스트 중 한 명입니다. 특유의 폭발적인 성량과 서정적인 감정 표현력을 겸비하여 '록의 퍼스트레이디'로 칭송받으며 로큰롤 명예의 전당에 헌액되었습니다.</w:t>
       </w:r>
     </w:p>
     <w:p>
@@ -413,7 +401,7 @@
           <w:b w:val="0"/>
           <w:sz w:val="21"/>
         </w:rPr>
-        <w:t>1970년대 웨스트코스트 사운드의 기술적·음악적 세련미가 극대화된 앨범으로 평가받습니다. 린다 론스태트가 록과 솔, 팝의 황금 비율을 찾아낸 작품이자, 뛰어난 해석력으로 고전 명곡들을 현대적인 감각으로 재탄생시킨 여성 보컬 앨범의 교과서적인 위치를 점하고 있습니다.</w:t>
+        <w:t>1970년대 후반 캘리포니아 팝/록 사운드가 도달할 수 있었던 최상급의 음향적 세련미와 프로덕션을 집대성한 음반입니다. 과거의 위대한 명곡들을 현대적인 감각으로 재탄생시키는 탁월한 큐레이션과 보컬 해석력의 표준을 제시한 앨범으로 평가받습니다.</w:t>
       </w:r>
     </w:p>
     <w:p>
@@ -444,7 +432,7 @@
           <w:b w:val="0"/>
           <w:sz w:val="21"/>
         </w:rPr>
-        <w:t>롤러스케이트를 신고 경쾌한 포즈를 취한 앨범 커버는 1970년대 후반 미국 젊은 세대의 역동적인 레저 문화와 팝아트적 활기를 완벽히 대변합니다. 베트남 전쟁 이후 일상의 행복과 자유를 다시 찾고자 했던 당시 청춘들의 낭만과 서정, 그리고 아메리칸드림의 따뜻한 낙관주의가 수록곡 곳곳에 짙게 투영되어 있습니다.</w:t>
+        <w:t>앨범 커버 속 린다 론스태트의 롤러스케이트 복장은 70년대 후반 미국의 자유분방한 청춘 문화와 레트로적 감성을 시각적으로 완벽히 대변합니다. 베트남 전쟁 이후의 방황과 새로운 시대를 향한 생동감이 교차하던 당대 아메리카의 활기차고도 낭만적인 공기를 고스란히 담고 있습니다.</w:t>
       </w:r>
     </w:p>
     <w:p>
@@ -489,7 +477,7 @@
           <w:b w:val="0"/>
           <w:sz w:val="21"/>
         </w:rPr>
-        <w:t>척 베리의 원곡을 시원하고 활력 넘치는 보컬로 재해석한 타이틀 트랙 'Back in the U.S.A.', 스모키 로빈슨의 명곡을 깊고 은은한 슬픔으로 채색한 감미로운 R&amp;B 발라드 'Ooh Baby Baby', 특유의 리드미컬하고 세련된 매력이 돋보이는 'Just One Look', 그리고 엘비스 코스텔로의 곡을 섬세하고 애절하게 소화한 'Alison' 등 장르를 초월한 명곡들이 보석처럼 박혀 있습니다.</w:t>
+        <w:t>척 베리의 원곡을 시원하고 역동적인 보컬로 재탄생시킨 타이틀 성격의 "Back in the U.S.A.", 스모키 로빈슨의 명곡을 극상의 감미로움과 소울풀한 호흡으로 재해석한 빌보드 톱 10 히트곡 "Ooh Baby Baby", 경쾌한 리듬감이 돋보이는 "Just One Look", 그리고 당대 신예 엘비스 코스텔로의 곡을 깊은 애수를 담아 노래한 "Alison" 등 버릴 곡 없는 탄탄한 구성을 자랑합니다.</w:t>
       </w:r>
     </w:p>
     <w:p>
@@ -520,7 +508,7 @@
           <w:b w:val="0"/>
           <w:sz w:val="21"/>
         </w:rPr>
-        <w:t>피터 애셔 특유의 깔끔하면서도 온기 있는 레코딩은 LP 매체를 통해 만났을 때 그 진가를 발휘합니다. 턴테이블의 바늘이 그루브를 긁으며 피어오르는 어쿠스틱 악기들의 자연스러운 잔향과 진공관 앰프를 통해 증폭되는 린다 론스태트의 두텁고 풍성한 중저음, 맑게 뻗어나가는 고음의 질감을 음미하며 감상하시길 권합니다.</w:t>
+        <w:t>피터 애셔의 정교한 믹싱과 당대 최고 세션들의 어쿠스틱/일렉트릭 악기 질감이 돋보이므로, 진공관 앰프를 통해 중역대의 도톰한 온기감을 살려 감상할 때 그 진가가 드러납니다. 턴테이블의 카트리지를 타고 흐르는 린다의 카랑카랑하면서도 따스한 성량의 다이내믹스를 온전히 음미해 보시길 권합니다.</w:t>
       </w:r>
     </w:p>
     <w:p>
@@ -551,7 +539,7 @@
           <w:b w:val="0"/>
           <w:sz w:val="21"/>
         </w:rPr>
-        <w:t>사진작가 노먼 시프(Norman Seeff)가 포착한 전설적인 앨범 재킷 자체만으로도 탁월한 시각적 소장 가치를 지니며, 70년대 아날로그 마스터링 기술의 정수가 담긴 바이닐 음향을 직접 체감할 수 있다는 점에서 오디오파일과 LP 컬렉터 모두에게 놓칠 수 없는 머스트 해브 아이템입니다.</w:t>
+        <w:t>린 골드스미스(Lynn Goldsmith)가 촬영한 상징적인 아트워크와 70년대 후반 아날로그 프레싱 특유의 풍성한 사운드 텍스처를 지닌 앨범으로, 팝/록 애호가 및 바이닐 컬렉터라면 선반의 중심에 반드시 갖추어야 할 역사적 명반입니다.</w:t>
       </w:r>
     </w:p>
     <w:p>
@@ -565,7 +553,7 @@
           <w:color w:val="4338CA"/>
           <w:sz w:val="21"/>
         </w:rPr>
-        <w:t>이 음반을 통해 화려하고도 순수했던 1970년대 아날로그 황금기가 전해주는 감동을 다시 한번 경험해 보시는 것은 어떨까요?</w:t>
+        <w:t>이 음반을 통해 눈부셨던 아날로그의 황금기, 린다 론스태트의 찬란한 목소리가 전해주는 감동을 다시 한번 경험해 보시는 것은 어떨까요?</w:t>
       </w:r>
     </w:p>
     <w:sectPr>
